--- a/Relate/Pipeline of Relate software.docx
+++ b/Relate/Pipeline of Relate software.docx
@@ -16,10 +16,7 @@
         <w:jc w:val="center"/>
       </w:pPr>
       <w:r>
-        <w:rPr>
-          <w:i/>
-        </w:rPr>
-        <w:t>Manual updated for Relate_v8.pl, 2026-06-09</w:t>
+        <w:t>Manual updated for Relate_v8.pl, 2026-07-06</w:t>
       </w:r>
     </w:p>
     <w:p>
@@ -37,7 +34,7 @@
     </w:p>
     <w:p>
       <w:r>
-        <w:t>This wrapper prepares VCF input, runs Relate, estimates population size, and optionally prepares downstream outputs for DPS, CLUES2, and TreeViewSample.</w:t>
+        <w:t>This wrapper prepares VCF input, runs Relate, estimates population size, and optionally prepares downstream outputs for DPS, CLUES2, and TreeViewSamples. This pipeline has been tested with Relate version v1.2.4.</w:t>
       </w:r>
     </w:p>
     <w:p>
@@ -1295,12 +1292,12 @@
     </w:tbl>
     <w:p>
       <w:r>
-        <w:t>CLUES2 now uses Relate SampleBranchLengths output in newick format (--format n). TreeViewSample uses a separate SampleBranchLengths run in Relate format (--format a), so -clues and -tvs can be used in the same run.</w:t>
+        <w:t>CLUES2 now uses Relate SampleBranchLengths output in newick format (--format n). TreeViewSamples uses a separate SampleBranchLengths run in Relate format (--format a), so -clues and -tvs can be used in the same run.</w:t>
       </w:r>
     </w:p>
     <w:p>
       <w:r>
-        <w:t>Use -nat only when you do not need allele-frequency trajectory plots. With -nat, CLUES2 skips trajectory reconstruction to save computational time, and the trajectory input files required by plot_traj_clues2.py are not generated.</w:t>
+        <w:t>Use -nat only when you do not need allele-frequency trajectory plots. With -nat, CLUES2 skips trajectory reconstruction and the CLUES trajectory summary plot is not generated.</w:t>
       </w:r>
     </w:p>
     <w:p>
@@ -1458,7 +1455,7 @@
         <w:pStyle w:val="ListBullet"/>
       </w:pPr>
       <w:r>
-        <w:t>CLUES2 folder available at $Relate/clues with RelateToCLUES.py, inference.py, and plot_traj_clues2.py</w:t>
+        <w:t>CLUES2 helper files used by this pipeline are the local modified copies in this project: clues/RelateToCLUES.py, clues/inference.py, clues/all.freq.code.revision.clues2.R, clues/cal_AICs_v2.R, and clues/broken_stick_analysis_v3_no_0.R.</w:t>
       </w:r>
     </w:p>
     <w:p>
@@ -1474,7 +1471,7 @@
         <w:pStyle w:val="ListBullet"/>
       </w:pPr>
       <w:r>
-        <w:t>Relate and its bundled scripts, including RelateFileFormats, Relate, EstimatePopulationSize.sh, SampleBranchLengths.sh, DetectSelection.sh, and TreeViewSample.sh.</w:t>
+        <w:t>Relate and its bundled scripts, including RelateFileFormats, Relate, EstimatePopulationSize.sh, SampleBranchLengths.sh, DetectSelection.sh, and TreeViewSample.sh. Important: replace the official Relate v1.2.4 TreeViewSample.sh and treeview_sample.R with the modified files provided in this pipeline before running TreeViewSamples through this wrapper.</w:t>
       </w:r>
     </w:p>
     <w:p>
@@ -1506,7 +1503,7 @@
         <w:pStyle w:val="ListBullet"/>
       </w:pPr>
       <w:r>
-        <w:t>Rscript with packages required by the R helper scripts.</w:t>
+        <w:t>Rscript with packages required by the R helper scripts. Current helper scripts use packages such as segmented, ggplot2, cowplot, dplyr, reshape2, and RColorBrewer.</w:t>
       </w:r>
     </w:p>
     <w:p>
@@ -1627,6 +1624,31 @@
       </w:pPr>
       <w:r>
         <w:t>For very large -rc values, use --force only after confirming that the job count and runtime are acceptable.</w:t>
+      </w:r>
+    </w:p>
+    <w:p>
+      <w:r>
+        <w:t>TreeViewSamples customization/debugging: use -tvs_debug to save per-locus debug RDS files containing summary_data and output_prefix for figure redesign.</w:t>
+      </w:r>
+    </w:p>
+    <w:p>
+      <w:r>
+        <w:t>CLUES2 summary outputs are generated automatically unless -nat is used. The pipeline now writes AIC summary tables, a combined CLUES PDF trajectory plot, and broken-stick summary outputs without requiring the removed -rpp option.</w:t>
+      </w:r>
+    </w:p>
+    <w:p>
+      <w:r>
+        <w:t>Broken-stick analysis uses -npsi to control the number of breakpoints; the default is 1.</w:t>
+      </w:r>
+    </w:p>
+    <w:p>
+      <w:r>
+        <w:t>The default value of -epsrp is 0 in the current pipeline. If you set -epsrp, extra EstimatePopulationSize repeat jobs are generated.</w:t>
+      </w:r>
+    </w:p>
+    <w:p>
+      <w:r>
+        <w:t>Use -rp clues, -rp tvs, or -rp all to force regeneration of summarized CLUES2 or TreeViewSamples outputs. Use -ow to overwrite all pipeline outputs.</w:t>
       </w:r>
     </w:p>
     <w:sectPr>

--- a/Relate/Pipeline of Relate software.docx
+++ b/Relate/Pipeline of Relate software.docx
@@ -473,6 +473,56 @@
           <w:p>
             <w:r>
               <w:t>Memory in GB for submitted jobs. Default: 12.</w:t>
+            </w:r>
+          </w:p>
+        </w:tc>
+      </w:tr>
+      <w:tr>
+        <w:trPr>
+          <w:jc w:val="center"/>
+        </w:trPr>
+        <w:tc>
+          <w:tcPr>
+            <w:tcW w:w="5040" w:type="dxa"/>
+          </w:tcPr>
+          <w:p>
+            <w:r>
+              <w:t>-clues_mem</w:t>
+            </w:r>
+          </w:p>
+        </w:tc>
+        <w:tc>
+          <w:tcPr>
+            <w:tcW w:w="5040" w:type="dxa"/>
+          </w:tcPr>
+          <w:p>
+            <w:r>
+              <w:t>Memory in GB for CLUES2 summary jobs, including AIC, summarized trajectory plotting, and broken-stick analysis. Default: use the same value as -mem.</w:t>
+            </w:r>
+          </w:p>
+        </w:tc>
+      </w:tr>
+      <w:tr>
+        <w:trPr>
+          <w:jc w:val="center"/>
+        </w:trPr>
+        <w:tc>
+          <w:tcPr>
+            <w:tcW w:w="5040" w:type="dxa"/>
+          </w:tcPr>
+          <w:p>
+            <w:r>
+              <w:t>-tvs_mem</w:t>
+            </w:r>
+          </w:p>
+        </w:tc>
+        <w:tc>
+          <w:tcPr>
+            <w:tcW w:w="5040" w:type="dxa"/>
+          </w:tcPr>
+          <w:p>
+            <w:r>
+              <w:t>Memory in GB for TreeViewSamples summary jobs. Default: use the same value as -mem.</w:t>
             </w:r>
           </w:p>
         </w:tc>
@@ -1717,6 +1767,12 @@
         <w:t>Use -rp clues, -rp tvs, or -rp all to force regeneration of summarized CLUES2 or TreeViewSamples outputs. Use -ow to overwrite all pipeline outputs.</w:t>
       </w:r>
     </w:p>
+    <w:p>
+      <w:pPr/>
+      <w:r>
+        <w:t>-clues_mem and -tvs_mem let you raise memory only for the CLUES2 summary or TreeViewSamples summary stages. If they are not set, both inherit the -mem value.</w:t>
+      </w:r>
+    </w:p>
     <w:sectPr>
       <w:footerReference w:type="even" r:id="rId8"/>
       <w:footerReference w:type="default" r:id="rId9"/>

--- a/Relate/Pipeline of Relate software.docx
+++ b/Relate/Pipeline of Relate software.docx
@@ -16,7 +16,7 @@
         <w:jc w:val="center"/>
       </w:pPr>
       <w:r>
-        <w:t>Manual updated for Relate_v8.pl, 2026-07-06</w:t>
+        <w:t>Manual updated for Relate_v8.pl, 2026-07-10</w:t>
       </w:r>
     </w:p>
     <w:p>
@@ -473,6 +473,56 @@
           <w:p>
             <w:r>
               <w:t>Memory in GB for submitted jobs. Default: 12.</w:t>
+            </w:r>
+          </w:p>
+        </w:tc>
+      </w:tr>
+      <w:tr>
+        <w:trPr>
+          <w:jc w:val="center"/>
+        </w:trPr>
+        <w:tc>
+          <w:tcPr>
+            <w:tcW w:w="5040" w:type="dxa"/>
+          </w:tcPr>
+          <w:p>
+            <w:r>
+              <w:t>-rclues</w:t>
+            </w:r>
+          </w:p>
+        </w:tc>
+        <w:tc>
+          <w:tcPr>
+            <w:tcW w:w="5040" w:type="dxa"/>
+          </w:tcPr>
+          <w:p>
+            <w:r>
+              <w:t>Redo the full CLUES2 post-Relate stage only, without redoing upstream Relate preparation. This reruns CLUES SampleBranchLengths, RelateToCLUES.py, inference.py, and CLUES summary outputs.</w:t>
+            </w:r>
+          </w:p>
+        </w:tc>
+      </w:tr>
+      <w:tr>
+        <w:trPr>
+          <w:jc w:val="center"/>
+        </w:trPr>
+        <w:tc>
+          <w:tcPr>
+            <w:tcW w:w="5040" w:type="dxa"/>
+          </w:tcPr>
+          <w:p>
+            <w:r>
+              <w:t>-rtvs</w:t>
+            </w:r>
+          </w:p>
+        </w:tc>
+        <w:tc>
+          <w:tcPr>
+            <w:tcW w:w="5040" w:type="dxa"/>
+          </w:tcPr>
+          <w:p>
+            <w:r>
+              <w:t>Redo the full TreeViewSamples post-Relate stage only, without redoing upstream Relate preparation. This reruns TreeViewSamples SampleBranchLengths, TreeViewSample.sh, and TreeView summary outputs.</w:t>
             </w:r>
           </w:p>
         </w:tc>
@@ -1764,7 +1814,19 @@
     </w:p>
     <w:p>
       <w:r>
-        <w:t>Use -rp clues, -rp tvs, or -rp all to force regeneration of summarized CLUES2 or TreeViewSamples outputs. Use -ow to overwrite all pipeline outputs.</w:t>
+        <w:t>Use -rp clues, -rp tvs, or -rp all to force regeneration of summarized CLUES2 or TreeViewSamples outputs. Use -rclues to redo the full CLUES2 post-Relate stage only, -rtvs to redo the full TreeViewSamples post-Relate stage only, and -ow to overwrite pipeline outputs more broadly.</w:t>
+      </w:r>
+    </w:p>
+    <w:p>
+      <w:pPr/>
+      <w:r>
+        <w:t>CLUES2 rerun scope: -rp clues rebuilds summarized CLUES2 outputs from existing repeat results, while -rclues reruns the full CLUES2 stage after Relate.</w:t>
+      </w:r>
+    </w:p>
+    <w:p>
+      <w:pPr/>
+      <w:r>
+        <w:t>TreeViewSamples rerun scope: -rp tvs rebuilds summarized TreeViewSamples outputs from existing repeat results, while -rtvs reruns the full TreeViewSamples stage after Relate.</w:t>
       </w:r>
     </w:p>
     <w:p>
